--- a/Mobile application logbook by defre.docx
+++ b/Mobile application logbook by defre.docx
@@ -1593,7 +1593,7 @@
           <w:noProof/>
         </w:rPr>
         <w:drawing>
-          <wp:inline distT="0" distB="0" distL="0" distR="0" wp14:anchorId="1BB732A3" wp14:editId="30C507E9">
+          <wp:inline distT="0" distB="0" distL="0" distR="0" wp14:anchorId="1BB732A3" wp14:editId="471B86C6">
             <wp:extent cx="4238090" cy="9418320"/>
             <wp:effectExtent l="0" t="0" r="0" b="0"/>
             <wp:docPr id="2056587662" name="Picture 14"/>
@@ -3572,7 +3572,7 @@
         <mc:AlternateContent>
           <mc:Choice Requires="wps">
             <w:drawing>
-              <wp:anchor distT="0" distB="0" distL="114300" distR="114300" simplePos="0" relativeHeight="251683840" behindDoc="0" locked="0" layoutInCell="1" allowOverlap="1" wp14:anchorId="68FE9CB5" wp14:editId="10D8AA81">
+              <wp:anchor distT="0" distB="0" distL="114300" distR="114300" simplePos="0" relativeHeight="251683840" behindDoc="0" locked="0" layoutInCell="1" allowOverlap="1" wp14:anchorId="68FE9CB5" wp14:editId="499B0252">
                 <wp:simplePos x="0" y="0"/>
                 <wp:positionH relativeFrom="column">
                   <wp:posOffset>2113915</wp:posOffset>
@@ -3580,8 +3580,8 @@
                 <wp:positionV relativeFrom="paragraph">
                   <wp:posOffset>1032691</wp:posOffset>
                 </wp:positionV>
-                <wp:extent cx="1502229" cy="1110343"/>
-                <wp:effectExtent l="0" t="0" r="22225" b="13970"/>
+                <wp:extent cx="1502229" cy="1251858"/>
+                <wp:effectExtent l="0" t="0" r="22225" b="24765"/>
                 <wp:wrapNone/>
                 <wp:docPr id="649371938" name="Text Box 40"/>
                 <wp:cNvGraphicFramePr/>
@@ -3592,7 +3592,7 @@
                       <wps:spPr>
                         <a:xfrm>
                           <a:off x="0" y="0"/>
-                          <a:ext cx="1502229" cy="1110343"/>
+                          <a:ext cx="1502229" cy="1251858"/>
                         </a:xfrm>
                         <a:prstGeom prst="rect">
                           <a:avLst/>
@@ -3644,7 +3644,11 @@
           </mc:Choice>
           <mc:Fallback>
             <w:pict>
-              <v:shape w14:anchorId="68FE9CB5" id="Text Box 40" o:spid="_x0000_s1040" type="#_x0000_t202" style="position:absolute;left:0;text-align:left;margin-left:166.45pt;margin-top:81.3pt;width:118.3pt;height:87.45pt;z-index:251683840;visibility:visible;mso-wrap-style:square;mso-height-percent:0;mso-wrap-distance-left:9pt;mso-wrap-distance-top:0;mso-wrap-distance-right:9pt;mso-wrap-distance-bottom:0;mso-position-horizontal:absolute;mso-position-horizontal-relative:text;mso-position-vertical:absolute;mso-position-vertical-relative:text;mso-height-percent:0;mso-height-relative:margin;v-text-anchor:top" o:gfxdata="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" fillcolor="white [3201]" strokeweight=".5pt">
+              <v:shapetype w14:anchorId="68FE9CB5" id="_x0000_t202" coordsize="21600,21600" o:spt="202" path="m,l,21600r21600,l21600,xe">
+                <v:stroke joinstyle="miter"/>
+                <v:path gradientshapeok="t" o:connecttype="rect"/>
+              </v:shapetype>
+              <v:shape id="Text Box 40" o:spid="_x0000_s1040" type="#_x0000_t202" style="position:absolute;left:0;text-align:left;margin-left:166.45pt;margin-top:81.3pt;width:118.3pt;height:98.55pt;z-index:251683840;visibility:visible;mso-wrap-style:square;mso-height-percent:0;mso-wrap-distance-left:9pt;mso-wrap-distance-top:0;mso-wrap-distance-right:9pt;mso-wrap-distance-bottom:0;mso-position-horizontal:absolute;mso-position-horizontal-relative:text;mso-position-vertical:absolute;mso-position-vertical-relative:text;mso-height-percent:0;mso-height-relative:margin;v-text-anchor:top" o:gfxdata="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" fillcolor="white [3201]" strokeweight=".5pt">
                 <v:textbox>
                   <w:txbxContent>
                     <w:p>
@@ -3909,21 +3913,7 @@
           <w:sz w:val="36"/>
           <w:szCs w:val="36"/>
         </w:rPr>
-        <w:t>Since</w:t>
-      </w:r>
-      <w:r>
-        <w:rPr>
-          <w:sz w:val="36"/>
-          <w:szCs w:val="36"/>
-        </w:rPr>
-        <w:t xml:space="preserve"> the trash bin icon sits directly inline inside a scrollable list card, users scrolling down their phone screens can easily </w:t>
-      </w:r>
-      <w:r>
-        <w:rPr>
-          <w:sz w:val="36"/>
-          <w:szCs w:val="36"/>
-        </w:rPr>
-        <w:t>mi</w:t>
+        <w:t>Since the trash bin icon sits directly inline inside a scrollable list card, users scrolling down their phone screens can easily mi</w:t>
       </w:r>
       <w:r>
         <w:rPr>
@@ -3937,63 +3927,7 @@
           <w:sz w:val="36"/>
           <w:szCs w:val="36"/>
         </w:rPr>
-        <w:t xml:space="preserve"> click</w:t>
-      </w:r>
-      <w:r>
-        <w:rPr>
-          <w:sz w:val="36"/>
-          <w:szCs w:val="36"/>
-        </w:rPr>
-        <w:t xml:space="preserve"> </w:t>
-      </w:r>
-      <w:r>
-        <w:rPr>
-          <w:sz w:val="36"/>
-          <w:szCs w:val="36"/>
-        </w:rPr>
-        <w:t>t</w:t>
-      </w:r>
-      <w:r>
-        <w:rPr>
-          <w:sz w:val="36"/>
-          <w:szCs w:val="36"/>
-        </w:rPr>
-        <w:t>he delete icon, immediately wiping out a valid</w:t>
-      </w:r>
-      <w:r>
-        <w:rPr>
-          <w:sz w:val="36"/>
-          <w:szCs w:val="36"/>
-        </w:rPr>
-        <w:t xml:space="preserve"> </w:t>
-      </w:r>
-      <w:r>
-        <w:rPr>
-          <w:sz w:val="36"/>
-          <w:szCs w:val="36"/>
-        </w:rPr>
-        <w:t>employee record without warning</w:t>
-      </w:r>
-      <w:r>
-        <w:rPr>
-          <w:sz w:val="36"/>
-          <w:szCs w:val="36"/>
-        </w:rPr>
-        <w:t xml:space="preserve"> hence it requires carefulness when using the app but i</w:t>
-      </w:r>
-      <w:r>
-        <w:rPr>
-          <w:sz w:val="36"/>
-          <w:szCs w:val="36"/>
-        </w:rPr>
-        <w:t>mplement a synchronous verification gateway</w:t>
-      </w:r>
-      <w:r>
-        <w:rPr>
-          <w:sz w:val="36"/>
-          <w:szCs w:val="36"/>
-        </w:rPr>
-        <w:t xml:space="preserve"> when deleting makes it more reliable.</w:t>
+        <w:t xml:space="preserve"> click the delete icon, immediately wiping out a valid employee record without warning hence it requires carefulness when using the app but implement a synchronous verification gateway when deleting makes it more reliable.</w:t>
       </w:r>
     </w:p>
     <w:p>
@@ -5394,16 +5328,7 @@
                         <w:txbxContent>
                           <w:p>
                             <w:r>
-                              <w:t xml:space="preserve">This is the database.it </w:t>
-                            </w:r>
-                            <w:r>
-                              <w:t>show</w:t>
-                            </w:r>
-                            <w:r>
-                              <w:t>s</w:t>
-                            </w:r>
-                            <w:r>
-                              <w:t xml:space="preserve"> the names of the student registered where you can search a </w:t>
+                              <w:t xml:space="preserve">This is the database.it shows the names of the student registered where you can search a </w:t>
                             </w:r>
                             <w:r>
                               <w:t>certain</w:t>
@@ -6010,6 +5935,172 @@
         <mc:AlternateContent>
           <mc:Choice Requires="wps">
             <w:drawing>
+              <wp:anchor distT="0" distB="0" distL="114300" distR="114300" simplePos="0" relativeHeight="251712512" behindDoc="0" locked="0" layoutInCell="1" allowOverlap="1" wp14:anchorId="6099306A" wp14:editId="54A488A8">
+                <wp:simplePos x="0" y="0"/>
+                <wp:positionH relativeFrom="column">
+                  <wp:posOffset>5734537</wp:posOffset>
+                </wp:positionH>
+                <wp:positionV relativeFrom="paragraph">
+                  <wp:posOffset>4370261</wp:posOffset>
+                </wp:positionV>
+                <wp:extent cx="2161309" cy="724394"/>
+                <wp:effectExtent l="0" t="0" r="10795" b="19050"/>
+                <wp:wrapNone/>
+                <wp:docPr id="162913684" name="Text Box 53"/>
+                <wp:cNvGraphicFramePr/>
+                <a:graphic xmlns:a="http://schemas.openxmlformats.org/drawingml/2006/main">
+                  <a:graphicData uri="http://schemas.microsoft.com/office/word/2010/wordprocessingShape">
+                    <wps:wsp>
+                      <wps:cNvSpPr txBox="1"/>
+                      <wps:spPr>
+                        <a:xfrm>
+                          <a:off x="0" y="0"/>
+                          <a:ext cx="2161309" cy="724394"/>
+                        </a:xfrm>
+                        <a:prstGeom prst="rect">
+                          <a:avLst/>
+                        </a:prstGeom>
+                        <a:solidFill>
+                          <a:schemeClr val="lt1"/>
+                        </a:solidFill>
+                        <a:ln w="6350">
+                          <a:solidFill>
+                            <a:prstClr val="black"/>
+                          </a:solidFill>
+                        </a:ln>
+                      </wps:spPr>
+                      <wps:txbx>
+                        <w:txbxContent>
+                          <w:p>
+                            <w:r>
+                              <w:t>This is my networking post after networking my app</w:t>
+                            </w:r>
+                          </w:p>
+                        </w:txbxContent>
+                      </wps:txbx>
+                      <wps:bodyPr rot="0" spcFirstLastPara="0" vertOverflow="overflow" horzOverflow="overflow" vert="horz" wrap="square" lIns="91440" tIns="45720" rIns="91440" bIns="45720" numCol="1" spcCol="0" rtlCol="0" fromWordArt="0" anchor="t" anchorCtr="0" forceAA="0" compatLnSpc="1">
+                        <a:prstTxWarp prst="textNoShape">
+                          <a:avLst/>
+                        </a:prstTxWarp>
+                        <a:noAutofit/>
+                      </wps:bodyPr>
+                    </wps:wsp>
+                  </a:graphicData>
+                </a:graphic>
+                <wp14:sizeRelV relativeFrom="margin">
+                  <wp14:pctHeight>0</wp14:pctHeight>
+                </wp14:sizeRelV>
+              </wp:anchor>
+            </w:drawing>
+          </mc:Choice>
+          <mc:Fallback>
+            <w:pict>
+              <v:shapetype w14:anchorId="6099306A" id="_x0000_t202" coordsize="21600,21600" o:spt="202" path="m,l,21600r21600,l21600,xe">
+                <v:stroke joinstyle="miter"/>
+                <v:path gradientshapeok="t" o:connecttype="rect"/>
+              </v:shapetype>
+              <v:shape id="Text Box 53" o:spid="_x0000_s1049" type="#_x0000_t202" style="position:absolute;margin-left:451.55pt;margin-top:344.1pt;width:170.2pt;height:57.05pt;z-index:251712512;visibility:visible;mso-wrap-style:square;mso-height-percent:0;mso-wrap-distance-left:9pt;mso-wrap-distance-top:0;mso-wrap-distance-right:9pt;mso-wrap-distance-bottom:0;mso-position-horizontal:absolute;mso-position-horizontal-relative:text;mso-position-vertical:absolute;mso-position-vertical-relative:text;mso-height-percent:0;mso-height-relative:margin;v-text-anchor:top" o:gfxdata="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" fillcolor="white [3201]" strokeweight=".5pt">
+                <v:textbox>
+                  <w:txbxContent>
+                    <w:p>
+                      <w:r>
+                        <w:t>This is my networking post after networking my app</w:t>
+                      </w:r>
+                    </w:p>
+                  </w:txbxContent>
+                </v:textbox>
+              </v:shape>
+            </w:pict>
+          </mc:Fallback>
+        </mc:AlternateContent>
+      </w:r>
+      <w:r>
+        <w:rPr>
+          <w:noProof/>
+          <w:sz w:val="36"/>
+          <w:szCs w:val="36"/>
+        </w:rPr>
+        <mc:AlternateContent>
+          <mc:Choice Requires="wps">
+            <w:drawing>
+              <wp:anchor distT="0" distB="0" distL="114300" distR="114300" simplePos="0" relativeHeight="251711488" behindDoc="0" locked="0" layoutInCell="1" allowOverlap="1" wp14:anchorId="6AF57D49" wp14:editId="32F96945">
+                <wp:simplePos x="0" y="0"/>
+                <wp:positionH relativeFrom="column">
+                  <wp:posOffset>7895846</wp:posOffset>
+                </wp:positionH>
+                <wp:positionV relativeFrom="paragraph">
+                  <wp:posOffset>3657740</wp:posOffset>
+                </wp:positionV>
+                <wp:extent cx="1213130" cy="712520"/>
+                <wp:effectExtent l="38100" t="0" r="25400" b="49530"/>
+                <wp:wrapNone/>
+                <wp:docPr id="881010135" name="Straight Arrow Connector 52"/>
+                <wp:cNvGraphicFramePr/>
+                <a:graphic xmlns:a="http://schemas.openxmlformats.org/drawingml/2006/main">
+                  <a:graphicData uri="http://schemas.microsoft.com/office/word/2010/wordprocessingShape">
+                    <wps:wsp>
+                      <wps:cNvCnPr/>
+                      <wps:spPr>
+                        <a:xfrm flipH="1">
+                          <a:off x="0" y="0"/>
+                          <a:ext cx="1213130" cy="712520"/>
+                        </a:xfrm>
+                        <a:prstGeom prst="straightConnector1">
+                          <a:avLst/>
+                        </a:prstGeom>
+                        <a:ln>
+                          <a:tailEnd type="triangle"/>
+                        </a:ln>
+                      </wps:spPr>
+                      <wps:style>
+                        <a:lnRef idx="1">
+                          <a:schemeClr val="accent1"/>
+                        </a:lnRef>
+                        <a:fillRef idx="0">
+                          <a:schemeClr val="accent1"/>
+                        </a:fillRef>
+                        <a:effectRef idx="0">
+                          <a:schemeClr val="accent1"/>
+                        </a:effectRef>
+                        <a:fontRef idx="minor">
+                          <a:schemeClr val="tx1"/>
+                        </a:fontRef>
+                      </wps:style>
+                      <wps:bodyPr/>
+                    </wps:wsp>
+                  </a:graphicData>
+                </a:graphic>
+                <wp14:sizeRelH relativeFrom="margin">
+                  <wp14:pctWidth>0</wp14:pctWidth>
+                </wp14:sizeRelH>
+                <wp14:sizeRelV relativeFrom="margin">
+                  <wp14:pctHeight>0</wp14:pctHeight>
+                </wp14:sizeRelV>
+              </wp:anchor>
+            </w:drawing>
+          </mc:Choice>
+          <mc:Fallback>
+            <w:pict>
+              <v:shapetype w14:anchorId="0554FE0D" id="_x0000_t32" coordsize="21600,21600" o:spt="32" o:oned="t" path="m,l21600,21600e" filled="f">
+                <v:path arrowok="t" fillok="f" o:connecttype="none"/>
+                <o:lock v:ext="edit" shapetype="t"/>
+              </v:shapetype>
+              <v:shape id="Straight Arrow Connector 52" o:spid="_x0000_s1026" type="#_x0000_t32" style="position:absolute;margin-left:621.7pt;margin-top:4in;width:95.5pt;height:56.1pt;flip:x;z-index:251711488;visibility:visible;mso-wrap-style:square;mso-width-percent:0;mso-height-percent:0;mso-wrap-distance-left:9pt;mso-wrap-distance-top:0;mso-wrap-distance-right:9pt;mso-wrap-distance-bottom:0;mso-position-horizontal:absolute;mso-position-horizontal-relative:text;mso-position-vertical:absolute;mso-position-vertical-relative:text;mso-width-percent:0;mso-height-percent:0;mso-width-relative:margin;mso-height-relative:margin" o:gfxdata="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" strokecolor="#4472c4 [3204]" strokeweight=".5pt">
+                <v:stroke endarrow="block" joinstyle="miter"/>
+              </v:shape>
+            </w:pict>
+          </mc:Fallback>
+        </mc:AlternateContent>
+      </w:r>
+      <w:r>
+        <w:rPr>
+          <w:noProof/>
+          <w:sz w:val="36"/>
+          <w:szCs w:val="36"/>
+        </w:rPr>
+        <mc:AlternateContent>
+          <mc:Choice Requires="wps">
+            <w:drawing>
               <wp:anchor distT="0" distB="0" distL="114300" distR="114300" simplePos="0" relativeHeight="251710464" behindDoc="0" locked="0" layoutInCell="1" allowOverlap="1" wp14:anchorId="25F88283" wp14:editId="23A33D19">
                 <wp:simplePos x="0" y="0"/>
                 <wp:positionH relativeFrom="column">
@@ -6364,6 +6455,59 @@
           </wp:inline>
         </w:drawing>
       </w:r>
+      <w:r>
+        <w:rPr>
+          <w:sz w:val="36"/>
+          <w:szCs w:val="36"/>
+        </w:rPr>
+        <w:t xml:space="preserve">                                                                                         </w:t>
+      </w:r>
+      <w:r>
+        <w:rPr>
+          <w:noProof/>
+        </w:rPr>
+        <w:drawing>
+          <wp:inline distT="0" distB="0" distL="0" distR="0" wp14:anchorId="26D15B42" wp14:editId="48A6C5FF">
+            <wp:extent cx="4114651" cy="9144000"/>
+            <wp:effectExtent l="0" t="0" r="635" b="0"/>
+            <wp:docPr id="1292882508" name="Picture 8"/>
+            <wp:cNvGraphicFramePr>
+              <a:graphicFrameLocks xmlns:a="http://schemas.openxmlformats.org/drawingml/2006/main" noChangeAspect="1"/>
+            </wp:cNvGraphicFramePr>
+            <a:graphic xmlns:a="http://schemas.openxmlformats.org/drawingml/2006/main">
+              <a:graphicData uri="http://schemas.openxmlformats.org/drawingml/2006/picture">
+                <pic:pic xmlns:pic="http://schemas.openxmlformats.org/drawingml/2006/picture">
+                  <pic:nvPicPr>
+                    <pic:cNvPr id="1292882508" name="Picture 1292882508"/>
+                    <pic:cNvPicPr/>
+                  </pic:nvPicPr>
+                  <pic:blipFill>
+                    <a:blip r:embed="rId21" cstate="print">
+                      <a:extLst>
+                        <a:ext uri="{28A0092B-C50C-407E-A947-70E740481C1C}">
+                          <a14:useLocalDpi xmlns:a14="http://schemas.microsoft.com/office/drawing/2010/main" val="0"/>
+                        </a:ext>
+                      </a:extLst>
+                    </a:blip>
+                    <a:stretch>
+                      <a:fillRect/>
+                    </a:stretch>
+                  </pic:blipFill>
+                  <pic:spPr>
+                    <a:xfrm>
+                      <a:off x="0" y="0"/>
+                      <a:ext cx="4114651" cy="9144000"/>
+                    </a:xfrm>
+                    <a:prstGeom prst="rect">
+                      <a:avLst/>
+                    </a:prstGeom>
+                  </pic:spPr>
+                </pic:pic>
+              </a:graphicData>
+            </a:graphic>
+          </wp:inline>
+        </w:drawing>
+      </w:r>
     </w:p>
     <w:p>
       <w:pPr>
@@ -6487,21 +6631,7 @@
           <w:sz w:val="36"/>
           <w:szCs w:val="36"/>
         </w:rPr>
-        <w:t xml:space="preserve">Learning how to design a central navigation matrix via grid cards and pairing it with a persistence-friendly bottom navigation </w:t>
-      </w:r>
-      <w:r>
-        <w:rPr>
-          <w:sz w:val="36"/>
-          <w:szCs w:val="36"/>
-        </w:rPr>
-        <w:t>bar. This</w:t>
-      </w:r>
-      <w:r>
-        <w:rPr>
-          <w:sz w:val="36"/>
-          <w:szCs w:val="36"/>
-        </w:rPr>
-        <w:t xml:space="preserve"> structure allows safe switching between independent app flows (Home vs. Settings) without disrupting current user tasks.</w:t>
+        <w:t>Learning how to design a central navigation matrix via grid cards and pairing it with a persistence-friendly bottom navigation bar. This structure allows safe switching between independent app flows (Home vs. Settings) without disrupting current user tasks.</w:t>
       </w:r>
       <w:r>
         <w:rPr>
@@ -6528,14 +6658,7 @@
           <w:sz w:val="36"/>
           <w:szCs w:val="36"/>
         </w:rPr>
-        <w:t xml:space="preserve">Transitioning from changing a single component's style to implementing a global user interface settings </w:t>
-      </w:r>
-      <w:r>
-        <w:rPr>
-          <w:sz w:val="36"/>
-          <w:szCs w:val="36"/>
-        </w:rPr>
-        <w:t>system</w:t>
+        <w:t>Transitioning from changing a single component's style to implementing a global user interface settings system</w:t>
       </w:r>
       <w:r>
         <w:rPr>
@@ -6549,14 +6672,7 @@
           <w:sz w:val="36"/>
           <w:szCs w:val="36"/>
         </w:rPr>
-        <w:t xml:space="preserve"> This</w:t>
-      </w:r>
-      <w:r>
-        <w:rPr>
-          <w:sz w:val="36"/>
-          <w:szCs w:val="36"/>
-        </w:rPr>
-        <w:t xml:space="preserve"> requires learning how to propagate color values and typography scaling dynamically across the entire application context.</w:t>
+        <w:t xml:space="preserve"> This requires learning how to propagate color values and typography scaling dynamically across the entire application context.</w:t>
       </w:r>
     </w:p>
     <w:p>
@@ -8039,6 +8155,7 @@
   <w:style w:type="character" w:default="1" w:styleId="DefaultParagraphFont">
     <w:name w:val="Default Paragraph Font"/>
     <w:uiPriority w:val="1"/>
+    <w:semiHidden/>
     <w:unhideWhenUsed/>
   </w:style>
   <w:style w:type="table" w:default="1" w:styleId="TableNormal">
